--- a/ЧТО_И_КАК_СДЕЛАНО.docx
+++ b/ЧТО_И_КАК_СДЕЛАНО.docx
@@ -379,7 +379,7 @@
         <w:t xml:space="preserve">Что сделано на практике</w:t>
       </w:r>
       <w:r>
-        <w:t xml:space="preserve">:  - Реальная 8-критериальная формула применена к 9 конкурентам с реальными фактами с их сайтов (например, дословная цитата с plantuml.com — «No server. No tokens. No tracking»). Формула честно развела очень похожие на первый взгляд визуальные редакторы: draw.io (67,5 — близкий), Lucidchart (63,5 — косвенный), Microsoft Visio (49,5 — заменитель) — раньше они ошибочно считались одним и тем же. - Модель Левитта применена к трём ключевым конкурентам и самому DiagramCode — показала, что у прямых конкурентов «расширенный товар» — это глубина экосистемы (плагины/интеграции), а не охват нотаций, то есть DiagramCode может занять именно это измерение. - Модель Кано применена к 10 ключевым функциям — показала, что «AI-генерация» смещается из категории «восхищает» в категорию «ожидается по умолчанию» (по мере роста рынка, см. ЛР1), а «полный охват нотаций» пока остаётся в категории «восхищает» — то есть настоящий источник дифференциации.</w:t>
+        <w:t xml:space="preserve">:  - Реальная 8-критериальная формула применена к 9 конкурентам с реальными фактами с их сайтов (например, дословная цитата с plantuml.com — «No server. No tokens. No tracking»). Формула честно развела очень похожие на первый взгляд визуальные редакторы: draw.io (67,5 — близкий), Lucidchart (63,5 — косвенный), Microsoft Visio (49,5 — заменитель) — раньше они ошибочно считались одним и тем же. - Модель Левитта применена к двум ключевым конкурентам (PlantUML, Eraser.io) и самому DiagramCode — показала, что у прямых конкурентов «расширенный товар» — это глубина экосистемы (плагины/интеграции), а не охват нотаций, то есть DiagramCode может занять именно это измерение. - Модель Кано применена к 10 ключевым функциям — показала, что «AI-генерация» смещается из категории «восхищает» в категорию «ожидается по умолчанию» (по мере роста рынка, см. ЛР1), а «полный охват нотаций» пока остаётся в категории «восхищает» — то есть настоящий источник дифференциации.</w:t>
       </w:r>
     </w:p>
     <w:p>
@@ -499,7 +499,7 @@
         <w:t xml:space="preserve">Что сделано на практике</w:t>
       </w:r>
       <w:r>
-        <w:t xml:space="preserve">: собран сводный отчёт со всеми 13 разделами плюс паспортом и 4 приложениями (карта доказательств, чек-лист полноты, минимальное ТЗ, заключение), оформленный по официальному титульному листу БГУИР (по образцу реально принятых отчётов по другим дисциплинам этой же группы — 320604). Отдельно оформлен требуемый краткий инвесторский документ по отдельному шаблону курса (раньше пересказывался внутри общего отчёта, а не существовал как отдельный файл).</w:t>
+        <w:t xml:space="preserve">: собран сводный отчёт со всеми 13 разделами плюс паспортом и 5 приложениями (карта доказательств, чек-лист полноты, минимальное ТЗ, заключение, ссылка на отдельный краткий инвесторский документ), оформленный по официальному титульному листу БГУИР (по образцу реально принятых отчётов по другим дисциплинам этой же группы — 320604). Отдельно оформлен требуемый краткий инвесторский документ по отдельному шаблону курса (раньше пересказывался внутри общего отчёта, а не существовал как отдельный файл).</w:t>
       </w:r>
     </w:p>
     <w:p>
@@ -695,7 +695,15 @@
         <w:spacing w:after="120"/>
       </w:pPr>
       <w:r>
-        <w:t xml:space="preserve">Полное покрытие Excel-шаблонов (многолистовые файлы с дашбордами для ЛР1/ЛР4/ЛР5/ЛР6) не воспроизведено один в один по каждому листу — вся содержательная логика этих шаблонов перенесена в текстовые отчёты с реальными цифрами, но не в форме </w:t>
+        <w:t xml:space="preserve">*(Исправлено — этот раздел был устаревшим: ниже описано фактическое состояние на данный момент, после отдельного захода на Excel/Google Таблицы.)*</w:t>
+      </w:r>
+    </w:p>
+    <w:p>
+      <w:pPr>
+        <w:spacing w:after="120"/>
+      </w:pPr>
+      <w:r>
+        <w:t xml:space="preserve">Реальные </w:t>
       </w:r>
       <w:r>
         <w:rPr>
@@ -704,16 +712,7 @@
         <w:t xml:space="preserve">.xlsx</w:t>
       </w:r>
       <w:r>
-        <w:t xml:space="preserve">-файлов с формулами. Подробности и что ещё нужно доснять лично — в </w:t>
-      </w:r>
-      <w:r>
-        <w:rPr>
-          <w:rFonts w:ascii="Consolas" w:cs="Consolas" w:eastAsia="Consolas" w:hAnsi="Consolas"/>
-        </w:rPr>
-        <w:t xml:space="preserve">ЧТО_ДОСНЯТЬ_САМОЙ.md</w:t>
-      </w:r>
-      <w:r>
-        <w:t xml:space="preserve">.</w:t>
+        <w:t xml:space="preserve">-файлы с живыми формулами сделаны для ЛР1 (105 формул — тренд/сезонность), ЛР4 (3 формулы — AVERAGE по силам Портера и барьерам) и ЛР5 (23 формулы — SUMPRODUCT/IF классификации конкурентов); те же расчёты продублированы в Google Таблице через Apps Script. Для ЛР6 Excel-файл — не расчётный, а структурированный свод содержания (Канвас/сценарии/страницы/релизы как текстовые таблицы) без формул — там и в оригинальной методике нечего вычислять, все пять листов ЛР6 по своей природе описательные, а не калькуляторы. Полное побайтовое совпадение с оригинальными многолистовыми шаблонами курса (со всеми дашбордами и банками анализа) не сделано — если нужна именно такая точная структура, скажите отдельно.</w:t>
       </w:r>
     </w:p>
     <w:sectPr>

--- a/ЧТО_И_КАК_СДЕЛАНО.docx
+++ b/ЧТО_И_КАК_СДЕЛАНО.docx
@@ -379,7 +379,17 @@
         <w:t xml:space="preserve">Что сделано на практике</w:t>
       </w:r>
       <w:r>
-        <w:t xml:space="preserve">:  - Реальная 8-критериальная формула применена к 9 конкурентам с реальными фактами с их сайтов (например, дословная цитата с plantuml.com — «No server. No tokens. No tracking»). Формула честно развела очень похожие на первый взгляд визуальные редакторы: draw.io (67,5 — близкий), Lucidchart (63,5 — косвенный), Microsoft Visio (49,5 — заменитель) — раньше они ошибочно считались одним и тем же. - Модель Левитта применена к двум ключевым конкурентам (PlantUML, Eraser.io) и самому DiagramCode — показала, что у прямых конкурентов «расширенный товар» — это глубина экосистемы (плагины/интеграции), а не охват нотаций, то есть DiagramCode может занять именно это измерение. - Модель Кано применена к 10 ключевым функциям — показала, что «AI-генерация» смещается из категории «восхищает» в категорию «ожидается по умолчанию» (по мере роста рынка, см. ЛР1), а «полный охват нотаций» пока остаётся в категории «восхищает» — то есть настоящий источник дифференциации.</w:t>
+        <w:t xml:space="preserve">:  - Реальная 8-критериальная формула применена к 9 конкурентам с реальными фактами с их сайтов (например, дословная цитата с plantuml.com — «No server. No tokens. No tracking»). Формула честно развела очень похожие на первый взгляд визуальные редакторы: draw.io (67,5 — близкий), Lucidchart (63,5 — косвенный), Microsoft Visio (49,5 — заменитель) — раньше они ошибочно считались одним и тем же. - Реконструкция бизнес-модели («паспорт») сделана для 5 из 9 конкурентов: PlantUML, Eraser.io, Mermaid/MermaidChart, а также </w:t>
+      </w:r>
+      <w:r>
+        <w:rPr>
+          <w:b/>
+          <w:bCs/>
+        </w:rPr>
+        <w:t xml:space="preserve">D2 и draw.io/diagrams.net</w:t>
+      </w:r>
+      <w:r>
+        <w:t xml:space="preserve"> (добавлены на третьей доработке — данные сняты напрямую с d2lang.com и drawio.com, 2026-09-23, с дословными цитатами вроде «No account required. No credit card» у draw.io и «fiscally sponsored by Hack Club» у D2). Остальные 4 (Lucidchart, Visio, AI-ассистенты) без полного паспорта — младшие по индексу конкуренты, отмечено как MINOR-пробел, не блокирующий сдачу. - Модель Левитта применена к двум ключевым конкурентам (PlantUML, Eraser.io) и самому DiagramCode — показала, что у прямых конкурентов «расширенный товар» — это глубина экосистемы (плагины/интеграции), а не охват нотаций, то есть DiagramCode может занять именно это измерение. - Модель Кано применена к 10 ключевым функциям — показала, что «AI-генерация» смещается из категории «восхищает» в категорию «ожидается по умолчанию» (по мере роста рынка, см. ЛР1), а «полный охват нотаций» пока остаётся в категории «восхищает» — то есть настоящий источник дифференциации.</w:t>
       </w:r>
     </w:p>
     <w:p>
@@ -460,7 +470,27 @@
         <w:t xml:space="preserve">grammar.lark</w:t>
       </w:r>
       <w:r>
-        <w:t xml:space="preserve">), а не общими фразами. Поток доходов явно привязан цифрой ($8/участник/мес ≈ $480/год) к расчёту из ЛР2-3 — без этого блок оставался бы пустой декларацией. Добавлено 4 новых сценария сверх изначального «получения ценности»: посетитель сравнивает с конкурентами до регистрации (discovery), переход на платный тариф после исчерпания AI-квоты (монетизация, с полным 14-польным «паспортом сценария»), регулярный возврат к сохранённым диаграммам (удержание), диагностика и AI-исправление ошибки (восстановление после сбоя). Матрица «сценарий → экран» вскрыла реально недостающий экран — тарифы/оплата — без него точка монетизации из Канваса физически нереализуема; экран добавлен в состав первого релиза. Деление на 4 релиза совпадает с уже принятой архитектурой волн реализации нотаций в реальном продукте — не изобретено заново для лабы.</w:t>
+        <w:t xml:space="preserve">), а не общими фразами. Поток доходов явно привязан цифрой ($8/участник/мес ≈ $480/год) к расчёту из ЛР2-3 — без этого блок оставался бы пустой декларацией. Добавлено 5 новых сценариев сверх изначального «получения ценности»: посетитель сравнивает с конкурентами до регистрации (discovery), </w:t>
+      </w:r>
+      <w:r>
+        <w:rPr>
+          <w:b/>
+          <w:bCs/>
+        </w:rPr>
+        <w:t xml:space="preserve">первый запуск после регистрации</w:t>
+      </w:r>
+      <w:r>
+        <w:t xml:space="preserve"> (онбординг/активация — использует уже спроектированное состояние интерфейса «Начальное» и панель шаблонов, добавлено на третьей доработке), переход на платный тариф после исчерпания AI-квоты (монетизация, с полным 14-польным «паспортом сценария»), регулярный возврат к сохранённым диаграммам (удержание), диагностика и AI-исправление ошибки (восстановление после сбоя). Матрица «сценарий → экран» вскрыла реально недостающий экран — тарифы/оплата — без него точка монетизации из Канваса физически нереализуема; экран добавлен в состав первого релиза. Деление на 4 релиза совпадает с уже принятой архитектурой волн реализации нотаций в реальном продукте — не изобретено заново для лабы. </w:t>
+      </w:r>
+      <w:r>
+        <w:rPr>
+          <w:b/>
+          <w:bCs/>
+        </w:rPr>
+        <w:t xml:space="preserve">Честно не закрыто</w:t>
+      </w:r>
+      <w:r>
+        <w:t xml:space="preserve">: административные и партнёрские сценарии — в продукте нет партнёрской программы и нет отдельной от владельца роли администратора, поэтому эти два из девяти семейств методики намеренно оставлены незаполненными, а не придуманы.</w:t>
       </w:r>
     </w:p>
     <w:p>

--- a/ЧТО_И_КАК_СДЕЛАНО.docx
+++ b/ЧТО_И_КАК_СДЕЛАНО.docx
@@ -271,7 +271,25 @@
         <w:t xml:space="preserve">mermaidchart.com</w:t>
       </w:r>
       <w:r>
-        <w:t xml:space="preserve"> (коммерческий продукт Mermaid) — менее 20 тыс. визитов, представлен в основном во Вьетнаме/Индонезии/США, а не в СНГ — то есть конкурент с деньгами почти не занял регион старта DiagramCode. - Реальная статистика: более 1000 компаний зарегистрировано в Парке высоких технологий Беларуси, доля IT в ВВП Беларуси — 6,1% (I кв. 2025), ВВП Беларуси 2024 года — $78,59 млрд (Macrotrends). - Расчёт «сверху вниз» построен от ВВП/оборота ИТ-сектора Беларуси (не задваивает расчёт через клиентов) → потолок рынка (TAM) ≈$479 000/год. - Расчёт «снизу вверх» через количество потенциальных клиентов-компаний ПВТ → обслуживаемый рынок (SAM) ≈$21 600–28 800/год. - Сценарии: осторожный (SOM, достижимо в 1-й год) ≈$9 600/год, оптимистичный (расширение на СНГ) ≈$336 000/год. - Реальный ценовой бенчмарк — тарифы конкурента Eraser.io (Free $0 → Starter $15-20 → Business $45-60 за место/мес) — использован как ориентир, а не выдуман.</w:t>
+        <w:t xml:space="preserve"> (коммерческий продукт Mermaid) — менее 20 тыс. визитов, представлен в основном во Вьетнаме/Индонезии/США, а не в СНГ — то есть конкурент с деньгами почти не занял регион старта DiagramCode. На третьей доработке (2026-09-23) довыгружены и оставшиеся 2 домена самостоятельно (без её логина, другая сессия — лимит бесплатного тарифа не был исчерпан): </w:t>
+      </w:r>
+      <w:r>
+        <w:rPr>
+          <w:rFonts w:ascii="Consolas" w:cs="Consolas" w:eastAsia="Consolas" w:hAnsi="Consolas"/>
+        </w:rPr>
+        <w:t xml:space="preserve">eraser.io</w:t>
+      </w:r>
+      <w:r>
+        <w:t xml:space="preserve"> — 678,5 тыс. визитов, Индия — топ-страна (40,81%); </w:t>
+      </w:r>
+      <w:r>
+        <w:rPr>
+          <w:rFonts w:ascii="Consolas" w:cs="Consolas" w:eastAsia="Consolas" w:hAnsi="Consolas"/>
+        </w:rPr>
+        <w:t xml:space="preserve">app.diagrams.net</w:t>
+      </w:r>
+      <w:r>
+        <w:t xml:space="preserve"> — 7,8 млн визитов, США — топ-страна (10,89%). Это закрыло не только пробел в ЛР2-3, но и позволило впервые посчитать CR-4 (индекс концентрации трафика) в ЛР4. - Реальная статистика: более 1000 компаний зарегистрировано в Парке высоких технологий Беларуси, доля IT в ВВП Беларуси — 6,1% (I кв. 2025), ВВП Беларуси 2024 года — $78,59 млрд (Macrotrends). - Расчёт «сверху вниз» построен от ВВП/оборота ИТ-сектора Беларуси (не задваивает расчёт через клиентов) → потолок рынка (TAM) = $479 399/год. - Расчёт «снизу вверх» через количество потенциальных клиентов-компаний ПВТ → обслуживаемый рынок (SAM) = $28 800/год. - Сценарии: осторожный (SOM, достижимо в 1-й год) ≈$9 600/год, оптимистичный (расширение на СНГ) ≈$336 000/год. - Реальный ценовой бенчмарк — тарифы конкурента Eraser.io (Free $0 → Starter $15-20 → Business $45-60 за место/мес) — использован как ориентир, а не выдуман.</w:t>
       </w:r>
     </w:p>
     <w:p>
@@ -325,7 +343,17 @@
         <w:t xml:space="preserve">Что сделано на практике</w:t>
       </w:r>
       <w:r>
-        <w:t xml:space="preserve">: каждая сила оценена с опорой на факты из ЛР1/ЛР2-3/ЛР5 (не абстрактно): например, «сила поставщиков» оценена как средняя (не высокая), потому что в архитектуре DiagramCode AI-провайдер уже спроектирован как сменный компонент (Strategy-паттерн), что реально снижает зависимость от одного поставщика LLM. Отдельно применена вторая методика — оценка барьеров конкуренции через SimilarWeb (своя шкала 1,0-5,0, 8 критериев) — дала 3,43 балла (высокий уровень барьеров), с честной оговоркой, что индекс концентрации рынка (CR3/CR5) не может быть посчитан — данных SimilarWeb достаточно только по 2 из 5 конкурентов.</w:t>
+        <w:t xml:space="preserve">: каждая сила оценена с опорой на факты из ЛР1/ЛР2-3/ЛР5 (не абстрактно): например, «сила поставщиков» оценена как средняя (не высокая), потому что в архитектуре DiagramCode AI-провайдер уже спроектирован как сменный компонент (Strategy-паттерн), что реально снижает зависимость от одного поставщика LLM. Отдельно применена вторая методика — оценка барьеров конкуренции через SimilarWeb (своя шкала 1,0-5,0, 8 критериев) — изначально дала 3,43 балла на 7 из 8 критериев (концентрация не считалась — данных SimilarWeb хватало только на 2 домена). На третьей доработке довыгружены данные SimilarWeb по eraser.io и app.diagrams.net (реальные цифры трафика сняты напрямую с сайта similarweb.com, 2026-09-23) — заполнен последний критерий (CR-4 = 99,99% по 4 измеренным доменам, с честной оговоркой, что это не полноценный CR3/CR5 по всей категории), среднее пересчитано на все 8 критериев = </w:t>
+      </w:r>
+      <w:r>
+        <w:rPr>
+          <w:b/>
+          <w:bCs/>
+        </w:rPr>
+        <w:t xml:space="preserve">3,5</w:t>
+      </w:r>
+      <w:r>
+        <w:t xml:space="preserve"> (тот же итоговый вывод — высокий уровень барьеров, — но теперь без пропущенного критерия).</w:t>
       </w:r>
     </w:p>
     <w:p>
